--- a/文档/WeGui 单色图片取模.docx
+++ b/文档/WeGui 单色图片取模.docx
@@ -647,11 +647,6 @@
       </w:r>
     </w:p>
     <w:p>
-      <w:pPr>
-        <w:rPr>
-          <w:rFonts w:hint="eastAsia"/>
-        </w:rPr>
-      </w:pPr>
       <w:r>
         <w:rPr>
           <w:noProof/>
@@ -693,6 +688,13 @@
           </wp:inline>
         </w:drawing>
       </w:r>
+    </w:p>
+    <w:p>
+      <w:pPr>
+        <w:rPr>
+          <w:rFonts w:hint="eastAsia"/>
+        </w:rPr>
+      </w:pPr>
     </w:p>
     <w:sectPr>
       <w:pgSz w:w="11906" w:h="16838"/>
@@ -1308,6 +1310,7 @@
   <w:style w:type="character" w:default="1" w:styleId="a0">
     <w:name w:val="Default Paragraph Font"/>
     <w:uiPriority w:val="1"/>
+    <w:semiHidden/>
     <w:unhideWhenUsed/>
   </w:style>
   <w:style w:type="table" w:default="1" w:styleId="a1">
